--- a/小野町_引継ぎ_整理済/04_算定・見込量/小野町_第10期_見込量算定の再検証_20260925.docx
+++ b/小野町_引継ぎ_整理済/04_算定・見込量/小野町_第10期_見込量算定の再検証_20260925.docx
@@ -4955,7 +4955,7 @@
                 <w:b/>
                 <w:sz w:val="18"/>
               </w:rPr>
-              <w:t>厚生労働省の保険者別配布シート</w:t>
+              <w:t>【解消済】厚生労働省の保険者別配布シート</w:t>
             </w:r>
             <w:r>
               <w:rPr>
@@ -4963,7 +4963,23 @@
                 <w:b w:val="0"/>
                 <w:sz w:val="18"/>
               </w:rPr>
-              <w:t>（標準の推計方法を当てはめた誤差。基本推計と包括推計の別）。推計手法の選択の妥当性を国のデータで確かめられる</w:t>
+              <w:t>（標準の推計方法を当てはめた誤差。基本推計と包括推計の別）。</w:t>
+            </w:r>
+            <w:r>
+              <w:rPr>
+                <w:rFonts w:ascii="游明朝" w:hAnsi="游明朝" w:eastAsia="游明朝"/>
+                <w:b/>
+                <w:sz w:val="18"/>
+              </w:rPr>
+              <w:t>見える化システムの「推計パターン毎の乖離状況」ボタンから同じものが出力できた（令和8年9月25日受領）。</w:t>
+            </w:r>
+            <w:r>
+              <w:rPr>
+                <w:rFonts w:ascii="游明朝" w:hAnsi="游明朝" w:eastAsia="游明朝"/>
+                <w:b w:val="0"/>
+                <w:sz w:val="18"/>
+              </w:rPr>
+              <w:t>推計手法の妥当性検証（別冊）を参照</w:t>
             </w:r>
           </w:p>
         </w:tc>
@@ -4983,7 +4999,7 @@
                 <w:b w:val="0"/>
                 <w:sz w:val="18"/>
               </w:rPr>
-              <w:t>A</w:t>
+              <w:t>―</w:t>
             </w:r>
           </w:p>
         </w:tc>
@@ -5163,7 +5179,39 @@
           <w:b w:val="0"/>
           <w:sz w:val="18"/>
         </w:rPr>
-        <w:t>※ 2は、国が全国の保険者に標準の推計方法を当てはめ、推計値÷実績値を算定したものである。他町村の案件では、これにより基本推計と包括推計のどちらが当たるかを判定している。小野町分は未受領である。</w:t>
+        <w:t>※ 2は令和8年9月25日に解消した。</w:t>
+      </w:r>
+      <w:r>
+        <w:rPr>
+          <w:rFonts w:ascii="游明朝" w:hAnsi="游明朝" w:eastAsia="游明朝"/>
+          <w:b/>
+          <w:sz w:val="18"/>
+        </w:rPr>
+        <w:t>小野町では基本推計と包括推計の優劣が年度で逆転しており（令和6年度は包括、令和7年度は基本）、どちらとも言えない。</w:t>
+      </w:r>
+      <w:r>
+        <w:rPr>
+          <w:rFonts w:ascii="游明朝" w:hAnsi="游明朝" w:eastAsia="游明朝"/>
+          <w:b w:val="0"/>
+          <w:sz w:val="18"/>
+        </w:rPr>
+        <w:t>2年の平均では基本推計3.16％・包括推計3.57％で基本推計がわずかに優り、現行の設定を変える理由はない。</w:t>
+      </w:r>
+      <w:r>
+        <w:rPr>
+          <w:rFonts w:ascii="游明朝" w:hAnsi="游明朝" w:eastAsia="游明朝"/>
+          <w:b/>
+          <w:sz w:val="18"/>
+        </w:rPr>
+        <w:t>より重要なのは、標準の推計方法が小野町では全国の中位より下（1,267位・1,015位／約1,570保険者）であり、サービス別では誤差10％超が10件あることである。</w:t>
+      </w:r>
+      <w:r>
+        <w:rPr>
+          <w:rFonts w:ascii="游明朝" w:hAnsi="游明朝" w:eastAsia="游明朝"/>
+          <w:b w:val="0"/>
+          <w:sz w:val="18"/>
+        </w:rPr>
+        <w:t>当方が実績を基点として総額を月報で裏づける置き方を採っていることの裏づけになる（推計手法の妥当性検証）。</w:t>
       </w:r>
     </w:p>
     <w:sectPr>

--- a/小野町_引継ぎ_整理済/04_算定・見込量/小野町_第10期_見込量算定の再検証_20260925.docx
+++ b/小野町_引継ぎ_整理済/04_算定・見込量/小野町_第10期_見込量算定の再検証_20260925.docx
@@ -160,7 +160,7 @@
                 <w:b/>
                 <w:sz w:val="18"/>
               </w:rPr>
-              <w:t>総給付費1％＝保険料の月額57.9円。</w:t>
+              <w:t>総給付費1％＝保険料の月額56.9円。</w:t>
             </w:r>
             <w:r>
               <w:rPr>
@@ -776,7 +776,7 @@
                 <w:b w:val="0"/>
                 <w:sz w:val="18"/>
               </w:rPr>
-              <w:t>月額6,210円</w:t>
+              <w:t>月額6,095円</w:t>
             </w:r>
           </w:p>
         </w:tc>
@@ -867,7 +867,7 @@
                 <w:b/>
                 <w:sz w:val="18"/>
               </w:rPr>
-              <w:t>月額57.9円</w:t>
+              <w:t>月額56.9円</w:t>
             </w:r>
           </w:p>
         </w:tc>
@@ -3562,14 +3562,14 @@
           <w:rFonts w:ascii="游明朝" w:hAnsi="游明朝" w:eastAsia="游明朝"/>
           <w:b w:val="0"/>
         </w:rPr>
-        <w:t>従前の置き方による6,224円に対し</w:t>
+        <w:t>従前の置き方による6,108円に対し</w:t>
       </w:r>
       <w:r>
         <w:rPr>
           <w:rFonts w:ascii="游明朝" w:hAnsi="游明朝" w:eastAsia="游明朝"/>
           <w:b/>
         </w:rPr>
-        <w:t>6,210円</w:t>
+        <w:t>6,095円</w:t>
       </w:r>
       <w:r>
         <w:rPr>

--- a/小野町_引継ぎ_整理済/04_算定・見込量/小野町_第10期_見込量算定の再検証_20260925.docx
+++ b/小野町_引継ぎ_整理済/04_算定・見込量/小野町_第10期_見込量算定の再検証_20260925.docx
@@ -426,7 +426,7 @@
                 <w:b w:val="0"/>
                 <w:sz w:val="18"/>
               </w:rPr>
-              <w:t>100円未満切上げ後の6,300円は変わらない</w:t>
+              <w:t>100円未満切上げ後の6,100円は変わらない</w:t>
             </w:r>
           </w:p>
         </w:tc>
@@ -776,7 +776,7 @@
                 <w:b w:val="0"/>
                 <w:sz w:val="18"/>
               </w:rPr>
-              <w:t>月額6,095円</w:t>
+              <w:t>月額6,048円</w:t>
             </w:r>
           </w:p>
         </w:tc>
@@ -3562,14 +3562,14 @@
           <w:rFonts w:ascii="游明朝" w:hAnsi="游明朝" w:eastAsia="游明朝"/>
           <w:b w:val="0"/>
         </w:rPr>
-        <w:t>従前の置き方による6,108円に対し</w:t>
+        <w:t>従前の置き方による6,061円に対し</w:t>
       </w:r>
       <w:r>
         <w:rPr>
           <w:rFonts w:ascii="游明朝" w:hAnsi="游明朝" w:eastAsia="游明朝"/>
           <w:b/>
         </w:rPr>
-        <w:t>6,095円</w:t>
+        <w:t>6,048円</w:t>
       </w:r>
       <w:r>
         <w:rPr>
@@ -3583,7 +3583,7 @@
           <w:rFonts w:ascii="游明朝" w:hAnsi="游明朝" w:eastAsia="游明朝"/>
           <w:b/>
         </w:rPr>
-        <w:t>100円未満を切り上げた6,300円は変わりません。</w:t>
+        <w:t>100円未満を切り上げた6,100円は変わりません。</w:t>
       </w:r>
     </w:p>
     <w:p>
@@ -4620,7 +4620,7 @@
                 <w:b w:val="0"/>
                 <w:sz w:val="18"/>
               </w:rPr>
-              <w:t>町がシステムを動かしたときの値と一致する。差は月額-13円で、切上げ後の6,300円は変わらない</w:t>
+              <w:t>町がシステムを動かしたときの値と一致する。差は月額-13円で、切上げ後の6,100円は変わらない</w:t>
             </w:r>
           </w:p>
         </w:tc>
